--- a/tfl/tables/T-EFF-13.docx
+++ b/tfl/tables/T-EFF-13.docx
@@ -1726,7 +1726,7 @@
           <w:szCs w:val="14"/>
           <w:color w:val="C0392B"/>
         </w:rPr>
-        <w:t xml:space="preserve">DRAFT — produced 2026-07-19 — synthetic data, NOT for regulatory submission</w:t>
+        <w:t xml:space="preserve">DRAFT — produced 2026-09-20 — synthetic data, NOT for regulatory submission</w:t>
       </w:r>
     </w:p>
     <w:sectPr>

--- a/tfl/tables/T-EFF-13.docx
+++ b/tfl/tables/T-EFF-13.docx
@@ -288,7 +288,7 @@
                 <w:szCs w:val="18"/>
                 <w:color w:val="FFFFFF"/>
               </w:rPr>
-              <w:t xml:space="preserve">(N=225)</w:t>
+              <w:t xml:space="preserve">(N=300)</w:t>
             </w:r>
           </w:p>
         </w:tc>
@@ -369,7 +369,7 @@
                 <w:szCs w:val="18"/>
                 <w:color w:val="FFFFFF"/>
               </w:rPr>
-              <w:t xml:space="preserve">(N=225)</w:t>
+              <w:t xml:space="preserve">(N=150)</w:t>
             </w:r>
           </w:p>
         </w:tc>
@@ -484,7 +484,7 @@
                 <w:szCs w:val="18"/>
                 <w:color w:val="000000"/>
               </w:rPr>
-              <w:t xml:space="preserve">225</w:t>
+              <w:t xml:space="preserve">300</w:t>
             </w:r>
           </w:p>
         </w:tc>
@@ -539,7 +539,7 @@
                 <w:szCs w:val="18"/>
                 <w:color w:val="000000"/>
               </w:rPr>
-              <w:t xml:space="preserve">225</w:t>
+              <w:t xml:space="preserve">150</w:t>
             </w:r>
           </w:p>
         </w:tc>
@@ -654,7 +654,7 @@
                 <w:szCs w:val="18"/>
                 <w:color w:val="000000"/>
               </w:rPr>
-              <w:t xml:space="preserve">87 (38.7)</w:t>
+              <w:t xml:space="preserve">105 (35.0)</w:t>
             </w:r>
           </w:p>
         </w:tc>
@@ -709,7 +709,7 @@
                 <w:szCs w:val="18"/>
                 <w:color w:val="000000"/>
               </w:rPr>
-              <w:t xml:space="preserve">40 (17.8)</w:t>
+              <w:t xml:space="preserve">18 (12.0)</w:t>
             </w:r>
           </w:p>
         </w:tc>
@@ -824,7 +824,7 @@
                 <w:szCs w:val="18"/>
                 <w:color w:val="000000"/>
               </w:rPr>
-              <w:t xml:space="preserve">138 (61.3)</w:t>
+              <w:t xml:space="preserve">195 (65.0)</w:t>
             </w:r>
           </w:p>
         </w:tc>
@@ -879,7 +879,7 @@
                 <w:szCs w:val="18"/>
                 <w:color w:val="000000"/>
               </w:rPr>
-              <w:t xml:space="preserve">185 (82.2)</w:t>
+              <w:t xml:space="preserve">132 (88.0)</w:t>
             </w:r>
           </w:p>
         </w:tc>
@@ -1164,7 +1164,7 @@
                 <w:szCs w:val="18"/>
                 <w:color w:val="000000"/>
               </w:rPr>
-              <w:t xml:space="preserve">20.9 (12.8, 29.0)</w:t>
+              <w:t xml:space="preserve">23.0 (15.5, 30.5)</w:t>
             </w:r>
           </w:p>
         </w:tc>
@@ -1504,7 +1504,7 @@
                 <w:szCs w:val="18"/>
                 <w:color w:val="000000"/>
               </w:rPr>
-              <w:t xml:space="preserve">(32.3, 45.4)</w:t>
+              <w:t xml:space="preserve">(29.6, 40.7)</w:t>
             </w:r>
           </w:p>
         </w:tc>
@@ -1559,7 +1559,7 @@
                 <w:szCs w:val="18"/>
                 <w:color w:val="000000"/>
               </w:rPr>
-              <w:t xml:space="preserve">(13.0, 23.4)</w:t>
+              <w:t xml:space="preserve">(7.3, 18.3)</w:t>
             </w:r>
           </w:p>
         </w:tc>
